--- a/Guía de Instalación.docx
+++ b/Guía de Instalación.docx
@@ -492,263 +492,6 @@
     </w:p>
     <w:p>
       <w:pPr>
-        <w:spacing w:before="100" w:beforeAutospacing="1" w:after="100" w:afterAutospacing="1" w:line="240" w:lineRule="auto"/>
-        <w:rPr>
-          <w:rFonts w:ascii="Times New Roman" w:eastAsia="Times New Roman" w:hAnsi="Times New Roman" w:cs="Times New Roman"/>
-          <w:kern w:val="0"/>
-          <w:lang w:eastAsia="es-CO"/>
-          <w14:ligatures w14:val="none"/>
-        </w:rPr>
-      </w:pPr>
-      <w:r>
-        <w:rPr>
-          <w:rFonts w:ascii="Times New Roman" w:eastAsia="Times New Roman" w:hAnsi="Times New Roman" w:cs="Times New Roman"/>
-          <w:i/>
-          <w:iCs/>
-          <w:kern w:val="0"/>
-          <w:lang w:eastAsia="es-CO"/>
-          <w14:ligatures w14:val="none"/>
-        </w:rPr>
-        <w:t xml:space="preserve">Verás que el sistema comienza a instalar las librerías y a descargar la base de datos. </w:t>
-      </w:r>
-      <w:r>
-        <w:rPr>
-          <w:rFonts w:ascii="Times New Roman" w:eastAsia="Times New Roman" w:hAnsi="Times New Roman" w:cs="Times New Roman"/>
-          <w:b/>
-          <w:bCs/>
-          <w:i/>
-          <w:iCs/>
-          <w:kern w:val="0"/>
-          <w:lang w:eastAsia="es-CO"/>
-          <w14:ligatures w14:val="none"/>
-        </w:rPr>
-        <w:t>Espera pacientemente</w:t>
-      </w:r>
-      <w:r>
-        <w:rPr>
-          <w:rFonts w:ascii="Times New Roman" w:eastAsia="Times New Roman" w:hAnsi="Times New Roman" w:cs="Times New Roman"/>
-          <w:i/>
-          <w:iCs/>
-          <w:kern w:val="0"/>
-          <w:lang w:eastAsia="es-CO"/>
-          <w14:ligatures w14:val="none"/>
-        </w:rPr>
-        <w:t xml:space="preserve"> (puede tomar unos minutos).</w:t>
-      </w:r>
-      <w:r>
-        <w:rPr>
-          <w:rFonts w:ascii="Times New Roman" w:eastAsia="Times New Roman" w:hAnsi="Times New Roman" w:cs="Times New Roman"/>
-          <w:kern w:val="0"/>
-          <w:lang w:eastAsia="es-CO"/>
-          <w14:ligatures w14:val="none"/>
-        </w:rPr>
-        <w:t xml:space="preserve"> Cuando veas el mensaje: </w:t>
-      </w:r>
-      <w:r>
-        <w:rPr>
-          <w:rFonts w:ascii="Times New Roman" w:eastAsia="Times New Roman" w:hAnsi="Times New Roman" w:cs="Times New Roman"/>
-          <w:b/>
-          <w:bCs/>
-          <w:kern w:val="0"/>
-          <w:lang w:eastAsia="es-CO"/>
-          <w14:ligatures w14:val="none"/>
-        </w:rPr>
-        <w:t>"Servidor RAG MCP iniciado. Conectado a la base de vectores"</w:t>
-      </w:r>
-      <w:r>
-        <w:rPr>
-          <w:rFonts w:ascii="Times New Roman" w:eastAsia="Times New Roman" w:hAnsi="Times New Roman" w:cs="Times New Roman"/>
-          <w:kern w:val="0"/>
-          <w:lang w:eastAsia="es-CO"/>
-          <w14:ligatures w14:val="none"/>
-        </w:rPr>
-        <w:t xml:space="preserve">, presiona </w:t>
-      </w:r>
-      <w:proofErr w:type="spellStart"/>
-      <w:r>
-        <w:rPr>
-          <w:rFonts w:ascii="Courier New" w:eastAsia="Times New Roman" w:hAnsi="Courier New" w:cs="Courier New"/>
-          <w:kern w:val="0"/>
-          <w:sz w:val="20"/>
-          <w:szCs w:val="20"/>
-          <w:lang w:eastAsia="es-CO"/>
-          <w14:ligatures w14:val="none"/>
-        </w:rPr>
-        <w:t>Ctrl</w:t>
-      </w:r>
-      <w:proofErr w:type="spellEnd"/>
-      <w:r>
-        <w:rPr>
-          <w:rFonts w:ascii="Courier New" w:eastAsia="Times New Roman" w:hAnsi="Courier New" w:cs="Courier New"/>
-          <w:kern w:val="0"/>
-          <w:sz w:val="20"/>
-          <w:szCs w:val="20"/>
-          <w:lang w:eastAsia="es-CO"/>
-          <w14:ligatures w14:val="none"/>
-        </w:rPr>
-        <w:t xml:space="preserve"> + C</w:t>
-      </w:r>
-      <w:r>
-        <w:rPr>
-          <w:rFonts w:ascii="Times New Roman" w:eastAsia="Times New Roman" w:hAnsi="Times New Roman" w:cs="Times New Roman"/>
-          <w:kern w:val="0"/>
-          <w:lang w:eastAsia="es-CO"/>
-          <w14:ligatures w14:val="none"/>
-        </w:rPr>
-        <w:t xml:space="preserve"> en tu terminal para detenerlo. La base de datos ya está instalada localmente y lista para usarse siempre.</w:t>
-      </w:r>
-    </w:p>
-    <w:p>
-      <w:pPr>
-        <w:spacing w:before="100" w:beforeAutospacing="1" w:after="100" w:afterAutospacing="1" w:line="240" w:lineRule="auto"/>
-        <w:outlineLvl w:val="3"/>
-        <w:rPr>
-          <w:rFonts w:ascii="Times New Roman" w:eastAsia="Times New Roman" w:hAnsi="Times New Roman" w:cs="Times New Roman"/>
-          <w:b/>
-          <w:bCs/>
-          <w:kern w:val="0"/>
-          <w:lang w:eastAsia="es-CO"/>
-          <w14:ligatures w14:val="none"/>
-        </w:rPr>
-      </w:pPr>
-      <w:r>
-        <w:rPr>
-          <w:rFonts w:ascii="Times New Roman" w:eastAsia="Times New Roman" w:hAnsi="Times New Roman" w:cs="Times New Roman"/>
-          <w:b/>
-          <w:bCs/>
-          <w:kern w:val="0"/>
-          <w:lang w:eastAsia="es-CO"/>
-          <w14:ligatures w14:val="none"/>
-        </w:rPr>
-        <w:t>Paso 3: Configurar el cliente de IA</w:t>
-      </w:r>
-    </w:p>
-    <w:p>
-      <w:pPr>
-        <w:spacing w:before="100" w:beforeAutospacing="1" w:after="100" w:afterAutospacing="1" w:line="240" w:lineRule="auto"/>
-        <w:rPr>
-          <w:rFonts w:ascii="Times New Roman" w:eastAsia="Times New Roman" w:hAnsi="Times New Roman" w:cs="Times New Roman"/>
-          <w:kern w:val="0"/>
-          <w:lang w:eastAsia="es-CO"/>
-          <w14:ligatures w14:val="none"/>
-        </w:rPr>
-      </w:pPr>
-      <w:r>
-        <w:rPr>
-          <w:rFonts w:ascii="Times New Roman" w:eastAsia="Times New Roman" w:hAnsi="Times New Roman" w:cs="Times New Roman"/>
-          <w:kern w:val="0"/>
-          <w:lang w:eastAsia="es-CO"/>
-          <w14:ligatures w14:val="none"/>
-        </w:rPr>
-        <w:t xml:space="preserve">Abre el archivo de configuración JSON de tu cliente de IA (Claude Desktop, Cline en </w:t>
-      </w:r>
-      <w:proofErr w:type="spellStart"/>
-      <w:r>
-        <w:rPr>
-          <w:rFonts w:ascii="Times New Roman" w:eastAsia="Times New Roman" w:hAnsi="Times New Roman" w:cs="Times New Roman"/>
-          <w:kern w:val="0"/>
-          <w:lang w:eastAsia="es-CO"/>
-          <w14:ligatures w14:val="none"/>
-        </w:rPr>
-        <w:t>VSCode</w:t>
-      </w:r>
-      <w:proofErr w:type="spellEnd"/>
-      <w:r>
-        <w:rPr>
-          <w:rFonts w:ascii="Times New Roman" w:eastAsia="Times New Roman" w:hAnsi="Times New Roman" w:cs="Times New Roman"/>
-          <w:kern w:val="0"/>
-          <w:lang w:eastAsia="es-CO"/>
-          <w14:ligatures w14:val="none"/>
-        </w:rPr>
-        <w:t xml:space="preserve">, o </w:t>
-      </w:r>
-      <w:proofErr w:type="spellStart"/>
-      <w:r>
-        <w:rPr>
-          <w:rFonts w:ascii="Times New Roman" w:eastAsia="Times New Roman" w:hAnsi="Times New Roman" w:cs="Times New Roman"/>
-          <w:kern w:val="0"/>
-          <w:lang w:eastAsia="es-CO"/>
-          <w14:ligatures w14:val="none"/>
-        </w:rPr>
-        <w:t>Antigravity</w:t>
-      </w:r>
-      <w:proofErr w:type="spellEnd"/>
-      <w:r>
-        <w:rPr>
-          <w:rFonts w:ascii="Times New Roman" w:eastAsia="Times New Roman" w:hAnsi="Times New Roman" w:cs="Times New Roman"/>
-          <w:kern w:val="0"/>
-          <w:lang w:eastAsia="es-CO"/>
-          <w14:ligatures w14:val="none"/>
-        </w:rPr>
-        <w:t xml:space="preserve">) y agrega este bloque exacto dentro de la sección </w:t>
-      </w:r>
-      <w:r>
-        <w:rPr>
-          <w:rFonts w:ascii="Courier New" w:eastAsia="Times New Roman" w:hAnsi="Courier New" w:cs="Courier New"/>
-          <w:kern w:val="0"/>
-          <w:sz w:val="20"/>
-          <w:szCs w:val="20"/>
-          <w:lang w:eastAsia="es-CO"/>
-          <w14:ligatures w14:val="none"/>
-        </w:rPr>
-        <w:t>"</w:t>
-      </w:r>
-      <w:proofErr w:type="spellStart"/>
-      <w:r>
-        <w:rPr>
-          <w:rFonts w:ascii="Courier New" w:eastAsia="Times New Roman" w:hAnsi="Courier New" w:cs="Courier New"/>
-          <w:kern w:val="0"/>
-          <w:sz w:val="20"/>
-          <w:szCs w:val="20"/>
-          <w:lang w:eastAsia="es-CO"/>
-          <w14:ligatures w14:val="none"/>
-        </w:rPr>
-        <w:t>mcpServers</w:t>
-      </w:r>
-      <w:proofErr w:type="spellEnd"/>
-      <w:r>
-        <w:rPr>
-          <w:rFonts w:ascii="Courier New" w:eastAsia="Times New Roman" w:hAnsi="Courier New" w:cs="Courier New"/>
-          <w:kern w:val="0"/>
-          <w:sz w:val="20"/>
-          <w:szCs w:val="20"/>
-          <w:lang w:eastAsia="es-CO"/>
-          <w14:ligatures w14:val="none"/>
-        </w:rPr>
-        <w:t>"</w:t>
-      </w:r>
-      <w:r>
-        <w:rPr>
-          <w:rFonts w:ascii="Times New Roman" w:eastAsia="Times New Roman" w:hAnsi="Times New Roman" w:cs="Times New Roman"/>
-          <w:kern w:val="0"/>
-          <w:lang w:eastAsia="es-CO"/>
-          <w14:ligatures w14:val="none"/>
-        </w:rPr>
-        <w:t>:</w:t>
-      </w:r>
-    </w:p>
-    <w:p>
-      <w:pPr>
-        <w:spacing w:after="0" w:line="240" w:lineRule="auto"/>
-        <w:rPr>
-          <w:rFonts w:ascii="Times New Roman" w:eastAsia="Times New Roman" w:hAnsi="Times New Roman" w:cs="Times New Roman"/>
-          <w:kern w:val="0"/>
-          <w:lang w:val="en-US" w:eastAsia="es-CO"/>
-          <w14:ligatures w14:val="none"/>
-        </w:rPr>
-      </w:pPr>
-      <w:r>
-        <w:rPr>
-          <w:rFonts w:ascii="Times New Roman" w:eastAsia="Times New Roman" w:hAnsi="Times New Roman" w:cs="Times New Roman"/>
-          <w:kern w:val="0"/>
-          <w:lang w:val="en-US" w:eastAsia="es-CO"/>
-          <w14:ligatures w14:val="none"/>
-        </w:rPr>
-        <w:t>JSON</w:t>
-      </w:r>
-    </w:p>
-    <w:p>
-      <w:pPr>
         <w:tabs>
           <w:tab w:val="left" w:pos="916"/>
           <w:tab w:val="left" w:pos="1832"/>
@@ -773,21 +516,10 @@
           <w:kern w:val="0"/>
           <w:sz w:val="20"/>
           <w:szCs w:val="20"/>
-          <w:lang w:val="en-US" w:eastAsia="es-CO"/>
-          <w14:ligatures w14:val="none"/>
-        </w:rPr>
-      </w:pPr>
-      <w:r>
-        <w:rPr>
-          <w:rFonts w:ascii="Courier New" w:eastAsia="Times New Roman" w:hAnsi="Courier New" w:cs="Courier New"/>
-          <w:kern w:val="0"/>
-          <w:sz w:val="20"/>
-          <w:szCs w:val="20"/>
-          <w:lang w:val="en-US" w:eastAsia="es-CO"/>
-          <w14:ligatures w14:val="none"/>
-        </w:rPr>
-        <w:t>{</w:t>
-      </w:r>
+          <w:lang w:eastAsia="es-CO"/>
+          <w14:ligatures w14:val="none"/>
+        </w:rPr>
+      </w:pPr>
     </w:p>
     <w:p>
       <w:pPr>
@@ -815,20 +547,44 @@
           <w:kern w:val="0"/>
           <w:sz w:val="20"/>
           <w:szCs w:val="20"/>
-          <w:lang w:val="en-US" w:eastAsia="es-CO"/>
-          <w14:ligatures w14:val="none"/>
-        </w:rPr>
-      </w:pPr>
-      <w:r>
-        <w:rPr>
-          <w:rFonts w:ascii="Courier New" w:eastAsia="Times New Roman" w:hAnsi="Courier New" w:cs="Courier New"/>
-          <w:kern w:val="0"/>
-          <w:sz w:val="20"/>
-          <w:szCs w:val="20"/>
-          <w:lang w:val="en-US" w:eastAsia="es-CO"/>
-          <w14:ligatures w14:val="none"/>
-        </w:rPr>
-        <w:t xml:space="preserve">  "sap-libros": {</w:t>
+          <w:lang w:eastAsia="es-CO"/>
+          <w14:ligatures w14:val="none"/>
+        </w:rPr>
+      </w:pPr>
+      <w:r>
+        <w:rPr>
+          <w:rFonts w:ascii="Courier New" w:eastAsia="Times New Roman" w:hAnsi="Courier New" w:cs="Courier New"/>
+          <w:kern w:val="0"/>
+          <w:sz w:val="20"/>
+          <w:szCs w:val="20"/>
+          <w:lang w:eastAsia="es-CO"/>
+          <w14:ligatures w14:val="none"/>
+        </w:rPr>
+        <w:t xml:space="preserve">si </w:t>
+      </w:r>
+      <w:proofErr w:type="spellStart"/>
+      <w:r>
+        <w:rPr>
+          <w:rFonts w:ascii="Courier New" w:eastAsia="Times New Roman" w:hAnsi="Courier New" w:cs="Courier New"/>
+          <w:kern w:val="0"/>
+          <w:sz w:val="20"/>
+          <w:szCs w:val="20"/>
+          <w:lang w:eastAsia="es-CO"/>
+          <w14:ligatures w14:val="none"/>
+        </w:rPr>
+        <w:t>esya</w:t>
+      </w:r>
+      <w:proofErr w:type="spellEnd"/>
+      <w:r>
+        <w:rPr>
+          <w:rFonts w:ascii="Courier New" w:eastAsia="Times New Roman" w:hAnsi="Courier New" w:cs="Courier New"/>
+          <w:kern w:val="0"/>
+          <w:sz w:val="20"/>
+          <w:szCs w:val="20"/>
+          <w:lang w:eastAsia="es-CO"/>
+          <w14:ligatures w14:val="none"/>
+        </w:rPr>
+        <w:t xml:space="preserve"> bloqueado</w:t>
       </w:r>
     </w:p>
     <w:p>
@@ -857,20 +613,373 @@
           <w:kern w:val="0"/>
           <w:sz w:val="20"/>
           <w:szCs w:val="20"/>
+          <w:lang w:eastAsia="es-CO"/>
+          <w14:ligatures w14:val="none"/>
+        </w:rPr>
+      </w:pPr>
+      <w:r>
+        <w:rPr>
+          <w:rFonts w:ascii="Courier New" w:eastAsia="Times New Roman" w:hAnsi="Courier New" w:cs="Courier New"/>
+          <w:kern w:val="0"/>
+          <w:sz w:val="20"/>
+          <w:szCs w:val="20"/>
+          <w:lang w:eastAsia="es-CO"/>
+          <w14:ligatures w14:val="none"/>
+        </w:rPr>
+        <w:br/>
+      </w:r>
+      <w:proofErr w:type="spellStart"/>
+      <w:r>
+        <w:rPr>
+          <w:rFonts w:ascii="Courier New" w:eastAsia="Times New Roman" w:hAnsi="Courier New" w:cs="Courier New"/>
+          <w:kern w:val="0"/>
+          <w:sz w:val="20"/>
+          <w:szCs w:val="20"/>
+          <w:lang w:eastAsia="es-CO"/>
+          <w14:ligatures w14:val="none"/>
+        </w:rPr>
+        <w:t>uv</w:t>
+      </w:r>
+      <w:proofErr w:type="spellEnd"/>
+      <w:r>
+        <w:rPr>
+          <w:rFonts w:ascii="Courier New" w:eastAsia="Times New Roman" w:hAnsi="Courier New" w:cs="Courier New"/>
+          <w:kern w:val="0"/>
+          <w:sz w:val="20"/>
+          <w:szCs w:val="20"/>
+          <w:lang w:eastAsia="es-CO"/>
+          <w14:ligatures w14:val="none"/>
+        </w:rPr>
+        <w:t xml:space="preserve"> run --</w:t>
+      </w:r>
+      <w:proofErr w:type="gramStart"/>
+      <w:r>
+        <w:rPr>
+          <w:rFonts w:ascii="Courier New" w:eastAsia="Times New Roman" w:hAnsi="Courier New" w:cs="Courier New"/>
+          <w:kern w:val="0"/>
+          <w:sz w:val="20"/>
+          <w:szCs w:val="20"/>
+          <w:lang w:eastAsia="es-CO"/>
+          <w14:ligatures w14:val="none"/>
+        </w:rPr>
+        <w:t>link</w:t>
+      </w:r>
+      <w:proofErr w:type="gramEnd"/>
+      <w:r>
+        <w:rPr>
+          <w:rFonts w:ascii="Courier New" w:eastAsia="Times New Roman" w:hAnsi="Courier New" w:cs="Courier New"/>
+          <w:kern w:val="0"/>
+          <w:sz w:val="20"/>
+          <w:szCs w:val="20"/>
+          <w:lang w:eastAsia="es-CO"/>
+          <w14:ligatures w14:val="none"/>
+        </w:rPr>
+        <w:t>-</w:t>
+      </w:r>
+      <w:proofErr w:type="spellStart"/>
+      <w:r>
+        <w:rPr>
+          <w:rFonts w:ascii="Courier New" w:eastAsia="Times New Roman" w:hAnsi="Courier New" w:cs="Courier New"/>
+          <w:kern w:val="0"/>
+          <w:sz w:val="20"/>
+          <w:szCs w:val="20"/>
+          <w:lang w:eastAsia="es-CO"/>
+          <w14:ligatures w14:val="none"/>
+        </w:rPr>
+        <w:t>mode</w:t>
+      </w:r>
+      <w:proofErr w:type="spellEnd"/>
+      <w:r>
+        <w:rPr>
+          <w:rFonts w:ascii="Courier New" w:eastAsia="Times New Roman" w:hAnsi="Courier New" w:cs="Courier New"/>
+          <w:kern w:val="0"/>
+          <w:sz w:val="20"/>
+          <w:szCs w:val="20"/>
+          <w:lang w:eastAsia="es-CO"/>
+          <w14:ligatures w14:val="none"/>
+        </w:rPr>
+        <w:t>=</w:t>
+      </w:r>
+      <w:proofErr w:type="spellStart"/>
+      <w:r>
+        <w:rPr>
+          <w:rFonts w:ascii="Courier New" w:eastAsia="Times New Roman" w:hAnsi="Courier New" w:cs="Courier New"/>
+          <w:kern w:val="0"/>
+          <w:sz w:val="20"/>
+          <w:szCs w:val="20"/>
+          <w:lang w:eastAsia="es-CO"/>
+          <w14:ligatures w14:val="none"/>
+        </w:rPr>
+        <w:t>copy</w:t>
+      </w:r>
+      <w:proofErr w:type="spellEnd"/>
+      <w:r>
+        <w:rPr>
+          <w:rFonts w:ascii="Courier New" w:eastAsia="Times New Roman" w:hAnsi="Courier New" w:cs="Courier New"/>
+          <w:kern w:val="0"/>
+          <w:sz w:val="20"/>
+          <w:szCs w:val="20"/>
+          <w:lang w:eastAsia="es-CO"/>
+          <w14:ligatures w14:val="none"/>
+        </w:rPr>
+        <w:t xml:space="preserve"> server.py</w:t>
+      </w:r>
+    </w:p>
+    <w:p>
+      <w:pPr>
+        <w:spacing w:before="100" w:beforeAutospacing="1" w:after="100" w:afterAutospacing="1" w:line="240" w:lineRule="auto"/>
+        <w:rPr>
+          <w:rFonts w:ascii="Times New Roman" w:eastAsia="Times New Roman" w:hAnsi="Times New Roman" w:cs="Times New Roman"/>
+          <w:kern w:val="0"/>
+          <w:lang w:eastAsia="es-CO"/>
+          <w14:ligatures w14:val="none"/>
+        </w:rPr>
+      </w:pPr>
+      <w:r>
+        <w:rPr>
+          <w:rFonts w:ascii="Times New Roman" w:eastAsia="Times New Roman" w:hAnsi="Times New Roman" w:cs="Times New Roman"/>
+          <w:i/>
+          <w:iCs/>
+          <w:kern w:val="0"/>
+          <w:lang w:eastAsia="es-CO"/>
+          <w14:ligatures w14:val="none"/>
+        </w:rPr>
+        <w:t xml:space="preserve">Verás que el sistema comienza a instalar las librerías y a descargar la base de datos. </w:t>
+      </w:r>
+      <w:r>
+        <w:rPr>
+          <w:rFonts w:ascii="Times New Roman" w:eastAsia="Times New Roman" w:hAnsi="Times New Roman" w:cs="Times New Roman"/>
+          <w:b/>
+          <w:bCs/>
+          <w:i/>
+          <w:iCs/>
+          <w:kern w:val="0"/>
+          <w:lang w:eastAsia="es-CO"/>
+          <w14:ligatures w14:val="none"/>
+        </w:rPr>
+        <w:t>Espera pacientemente</w:t>
+      </w:r>
+      <w:r>
+        <w:rPr>
+          <w:rFonts w:ascii="Times New Roman" w:eastAsia="Times New Roman" w:hAnsi="Times New Roman" w:cs="Times New Roman"/>
+          <w:i/>
+          <w:iCs/>
+          <w:kern w:val="0"/>
+          <w:lang w:eastAsia="es-CO"/>
+          <w14:ligatures w14:val="none"/>
+        </w:rPr>
+        <w:t xml:space="preserve"> (puede tomar unos minutos).</w:t>
+      </w:r>
+      <w:r>
+        <w:rPr>
+          <w:rFonts w:ascii="Times New Roman" w:eastAsia="Times New Roman" w:hAnsi="Times New Roman" w:cs="Times New Roman"/>
+          <w:kern w:val="0"/>
+          <w:lang w:eastAsia="es-CO"/>
+          <w14:ligatures w14:val="none"/>
+        </w:rPr>
+        <w:t xml:space="preserve"> Cuando veas el mensaje: </w:t>
+      </w:r>
+      <w:r>
+        <w:rPr>
+          <w:rFonts w:ascii="Times New Roman" w:eastAsia="Times New Roman" w:hAnsi="Times New Roman" w:cs="Times New Roman"/>
+          <w:b/>
+          <w:bCs/>
+          <w:kern w:val="0"/>
+          <w:lang w:eastAsia="es-CO"/>
+          <w14:ligatures w14:val="none"/>
+        </w:rPr>
+        <w:t>"Servidor RAG MCP iniciado. Conectado a la base de vectores"</w:t>
+      </w:r>
+      <w:r>
+        <w:rPr>
+          <w:rFonts w:ascii="Times New Roman" w:eastAsia="Times New Roman" w:hAnsi="Times New Roman" w:cs="Times New Roman"/>
+          <w:kern w:val="0"/>
+          <w:lang w:eastAsia="es-CO"/>
+          <w14:ligatures w14:val="none"/>
+        </w:rPr>
+        <w:t xml:space="preserve">, presiona </w:t>
+      </w:r>
+      <w:proofErr w:type="spellStart"/>
+      <w:r>
+        <w:rPr>
+          <w:rFonts w:ascii="Courier New" w:eastAsia="Times New Roman" w:hAnsi="Courier New" w:cs="Courier New"/>
+          <w:kern w:val="0"/>
+          <w:sz w:val="20"/>
+          <w:szCs w:val="20"/>
+          <w:lang w:eastAsia="es-CO"/>
+          <w14:ligatures w14:val="none"/>
+        </w:rPr>
+        <w:t>Ctrl</w:t>
+      </w:r>
+      <w:proofErr w:type="spellEnd"/>
+      <w:r>
+        <w:rPr>
+          <w:rFonts w:ascii="Courier New" w:eastAsia="Times New Roman" w:hAnsi="Courier New" w:cs="Courier New"/>
+          <w:kern w:val="0"/>
+          <w:sz w:val="20"/>
+          <w:szCs w:val="20"/>
+          <w:lang w:eastAsia="es-CO"/>
+          <w14:ligatures w14:val="none"/>
+        </w:rPr>
+        <w:t xml:space="preserve"> + C</w:t>
+      </w:r>
+      <w:r>
+        <w:rPr>
+          <w:rFonts w:ascii="Times New Roman" w:eastAsia="Times New Roman" w:hAnsi="Times New Roman" w:cs="Times New Roman"/>
+          <w:kern w:val="0"/>
+          <w:lang w:eastAsia="es-CO"/>
+          <w14:ligatures w14:val="none"/>
+        </w:rPr>
+        <w:t xml:space="preserve"> en tu terminal para detenerlo. La base de datos ya está instalada localmente y lista para usarse siempre.</w:t>
+      </w:r>
+    </w:p>
+    <w:p>
+      <w:pPr>
+        <w:spacing w:before="100" w:beforeAutospacing="1" w:after="100" w:afterAutospacing="1" w:line="240" w:lineRule="auto"/>
+        <w:outlineLvl w:val="3"/>
+        <w:rPr>
+          <w:rFonts w:ascii="Times New Roman" w:eastAsia="Times New Roman" w:hAnsi="Times New Roman" w:cs="Times New Roman"/>
+          <w:b/>
+          <w:bCs/>
+          <w:kern w:val="0"/>
+          <w:lang w:eastAsia="es-CO"/>
+          <w14:ligatures w14:val="none"/>
+        </w:rPr>
+      </w:pPr>
+      <w:r>
+        <w:rPr>
+          <w:rFonts w:ascii="Times New Roman" w:eastAsia="Times New Roman" w:hAnsi="Times New Roman" w:cs="Times New Roman"/>
+          <w:b/>
+          <w:bCs/>
+          <w:kern w:val="0"/>
+          <w:lang w:eastAsia="es-CO"/>
+          <w14:ligatures w14:val="none"/>
+        </w:rPr>
+        <w:t>Paso 3: Configurar el cliente de IA</w:t>
+      </w:r>
+    </w:p>
+    <w:p>
+      <w:pPr>
+        <w:spacing w:before="100" w:beforeAutospacing="1" w:after="100" w:afterAutospacing="1" w:line="240" w:lineRule="auto"/>
+        <w:rPr>
+          <w:rFonts w:ascii="Times New Roman" w:eastAsia="Times New Roman" w:hAnsi="Times New Roman" w:cs="Times New Roman"/>
+          <w:kern w:val="0"/>
+          <w:lang w:eastAsia="es-CO"/>
+          <w14:ligatures w14:val="none"/>
+        </w:rPr>
+      </w:pPr>
+      <w:r>
+        <w:rPr>
+          <w:rFonts w:ascii="Times New Roman" w:eastAsia="Times New Roman" w:hAnsi="Times New Roman" w:cs="Times New Roman"/>
+          <w:kern w:val="0"/>
+          <w:lang w:eastAsia="es-CO"/>
+          <w14:ligatures w14:val="none"/>
+        </w:rPr>
+        <w:t xml:space="preserve">Abre el archivo de configuración JSON de tu cliente de IA (Claude Desktop, Cline en </w:t>
+      </w:r>
+      <w:proofErr w:type="spellStart"/>
+      <w:r>
+        <w:rPr>
+          <w:rFonts w:ascii="Times New Roman" w:eastAsia="Times New Roman" w:hAnsi="Times New Roman" w:cs="Times New Roman"/>
+          <w:kern w:val="0"/>
+          <w:lang w:eastAsia="es-CO"/>
+          <w14:ligatures w14:val="none"/>
+        </w:rPr>
+        <w:t>VSCode</w:t>
+      </w:r>
+      <w:proofErr w:type="spellEnd"/>
+      <w:r>
+        <w:rPr>
+          <w:rFonts w:ascii="Times New Roman" w:eastAsia="Times New Roman" w:hAnsi="Times New Roman" w:cs="Times New Roman"/>
+          <w:kern w:val="0"/>
+          <w:lang w:eastAsia="es-CO"/>
+          <w14:ligatures w14:val="none"/>
+        </w:rPr>
+        <w:t xml:space="preserve">, o </w:t>
+      </w:r>
+      <w:proofErr w:type="spellStart"/>
+      <w:r>
+        <w:rPr>
+          <w:rFonts w:ascii="Times New Roman" w:eastAsia="Times New Roman" w:hAnsi="Times New Roman" w:cs="Times New Roman"/>
+          <w:kern w:val="0"/>
+          <w:lang w:eastAsia="es-CO"/>
+          <w14:ligatures w14:val="none"/>
+        </w:rPr>
+        <w:t>Antigravity</w:t>
+      </w:r>
+      <w:proofErr w:type="spellEnd"/>
+      <w:r>
+        <w:rPr>
+          <w:rFonts w:ascii="Times New Roman" w:eastAsia="Times New Roman" w:hAnsi="Times New Roman" w:cs="Times New Roman"/>
+          <w:kern w:val="0"/>
+          <w:lang w:eastAsia="es-CO"/>
+          <w14:ligatures w14:val="none"/>
+        </w:rPr>
+        <w:t xml:space="preserve">) y agrega este bloque exacto dentro de la sección </w:t>
+      </w:r>
+      <w:r>
+        <w:rPr>
+          <w:rFonts w:ascii="Courier New" w:eastAsia="Times New Roman" w:hAnsi="Courier New" w:cs="Courier New"/>
+          <w:kern w:val="0"/>
+          <w:sz w:val="20"/>
+          <w:szCs w:val="20"/>
+          <w:lang w:eastAsia="es-CO"/>
+          <w14:ligatures w14:val="none"/>
+        </w:rPr>
+        <w:t>"</w:t>
+      </w:r>
+      <w:proofErr w:type="spellStart"/>
+      <w:r>
+        <w:rPr>
+          <w:rFonts w:ascii="Courier New" w:eastAsia="Times New Roman" w:hAnsi="Courier New" w:cs="Courier New"/>
+          <w:kern w:val="0"/>
+          <w:sz w:val="20"/>
+          <w:szCs w:val="20"/>
+          <w:lang w:eastAsia="es-CO"/>
+          <w14:ligatures w14:val="none"/>
+        </w:rPr>
+        <w:t>mcpServers</w:t>
+      </w:r>
+      <w:proofErr w:type="spellEnd"/>
+      <w:r>
+        <w:rPr>
+          <w:rFonts w:ascii="Courier New" w:eastAsia="Times New Roman" w:hAnsi="Courier New" w:cs="Courier New"/>
+          <w:kern w:val="0"/>
+          <w:sz w:val="20"/>
+          <w:szCs w:val="20"/>
+          <w:lang w:eastAsia="es-CO"/>
+          <w14:ligatures w14:val="none"/>
+        </w:rPr>
+        <w:t>"</w:t>
+      </w:r>
+      <w:r>
+        <w:rPr>
+          <w:rFonts w:ascii="Times New Roman" w:eastAsia="Times New Roman" w:hAnsi="Times New Roman" w:cs="Times New Roman"/>
+          <w:kern w:val="0"/>
+          <w:lang w:eastAsia="es-CO"/>
+          <w14:ligatures w14:val="none"/>
+        </w:rPr>
+        <w:t>:</w:t>
+      </w:r>
+    </w:p>
+    <w:p>
+      <w:pPr>
+        <w:spacing w:after="0" w:line="240" w:lineRule="auto"/>
+        <w:rPr>
+          <w:rFonts w:ascii="Times New Roman" w:eastAsia="Times New Roman" w:hAnsi="Times New Roman" w:cs="Times New Roman"/>
+          <w:kern w:val="0"/>
           <w:lang w:val="en-US" w:eastAsia="es-CO"/>
           <w14:ligatures w14:val="none"/>
         </w:rPr>
       </w:pPr>
       <w:r>
         <w:rPr>
-          <w:rFonts w:ascii="Courier New" w:eastAsia="Times New Roman" w:hAnsi="Courier New" w:cs="Courier New"/>
-          <w:kern w:val="0"/>
-          <w:sz w:val="20"/>
-          <w:szCs w:val="20"/>
+          <w:rFonts w:ascii="Times New Roman" w:eastAsia="Times New Roman" w:hAnsi="Times New Roman" w:cs="Times New Roman"/>
+          <w:kern w:val="0"/>
           <w:lang w:val="en-US" w:eastAsia="es-CO"/>
           <w14:ligatures w14:val="none"/>
         </w:rPr>
-        <w:t xml:space="preserve">    "command": "uv",</w:t>
+        <w:t>JSON</w:t>
       </w:r>
     </w:p>
     <w:p>
@@ -912,7 +1021,7 @@
           <w:lang w:val="en-US" w:eastAsia="es-CO"/>
           <w14:ligatures w14:val="none"/>
         </w:rPr>
-        <w:t xml:space="preserve">    "args": [</w:t>
+        <w:t>{</w:t>
       </w:r>
     </w:p>
     <w:p>
@@ -954,7 +1063,7 @@
           <w:lang w:val="en-US" w:eastAsia="es-CO"/>
           <w14:ligatures w14:val="none"/>
         </w:rPr>
-        <w:t xml:space="preserve">      "run",</w:t>
+        <w:t xml:space="preserve">  "sap-libros": {</w:t>
       </w:r>
     </w:p>
     <w:p>
@@ -996,7 +1105,7 @@
           <w:lang w:val="en-US" w:eastAsia="es-CO"/>
           <w14:ligatures w14:val="none"/>
         </w:rPr>
-        <w:t xml:space="preserve">      "-q",</w:t>
+        <w:t xml:space="preserve">    "command": "uv",</w:t>
       </w:r>
     </w:p>
     <w:p>
@@ -1038,7 +1147,8 @@
           <w:lang w:val="en-US" w:eastAsia="es-CO"/>
           <w14:ligatures w14:val="none"/>
         </w:rPr>
-        <w:t xml:space="preserve">      "server.py"</w:t>
+        <w:lastRenderedPageBreak/>
+        <w:t xml:space="preserve">    "args": [</w:t>
       </w:r>
     </w:p>
     <w:p>
@@ -1067,20 +1177,145 @@
           <w:kern w:val="0"/>
           <w:sz w:val="20"/>
           <w:szCs w:val="20"/>
-          <w:lang w:eastAsia="es-CO"/>
-          <w14:ligatures w14:val="none"/>
-        </w:rPr>
-      </w:pPr>
-      <w:r>
-        <w:rPr>
-          <w:rFonts w:ascii="Courier New" w:eastAsia="Times New Roman" w:hAnsi="Courier New" w:cs="Courier New"/>
-          <w:kern w:val="0"/>
-          <w:sz w:val="20"/>
-          <w:szCs w:val="20"/>
           <w:lang w:val="en-US" w:eastAsia="es-CO"/>
           <w14:ligatures w14:val="none"/>
         </w:rPr>
-        <w:lastRenderedPageBreak/>
+      </w:pPr>
+      <w:r>
+        <w:rPr>
+          <w:rFonts w:ascii="Courier New" w:eastAsia="Times New Roman" w:hAnsi="Courier New" w:cs="Courier New"/>
+          <w:kern w:val="0"/>
+          <w:sz w:val="20"/>
+          <w:szCs w:val="20"/>
+          <w:lang w:val="en-US" w:eastAsia="es-CO"/>
+          <w14:ligatures w14:val="none"/>
+        </w:rPr>
+        <w:t xml:space="preserve">      "run",</w:t>
+      </w:r>
+    </w:p>
+    <w:p>
+      <w:pPr>
+        <w:tabs>
+          <w:tab w:val="left" w:pos="916"/>
+          <w:tab w:val="left" w:pos="1832"/>
+          <w:tab w:val="left" w:pos="2748"/>
+          <w:tab w:val="left" w:pos="3664"/>
+          <w:tab w:val="left" w:pos="4580"/>
+          <w:tab w:val="left" w:pos="5496"/>
+          <w:tab w:val="left" w:pos="6412"/>
+          <w:tab w:val="left" w:pos="7328"/>
+          <w:tab w:val="left" w:pos="8244"/>
+          <w:tab w:val="left" w:pos="9160"/>
+          <w:tab w:val="left" w:pos="10076"/>
+          <w:tab w:val="left" w:pos="10992"/>
+          <w:tab w:val="left" w:pos="11908"/>
+          <w:tab w:val="left" w:pos="12824"/>
+          <w:tab w:val="left" w:pos="13740"/>
+          <w:tab w:val="left" w:pos="14656"/>
+        </w:tabs>
+        <w:spacing w:after="0" w:line="240" w:lineRule="auto"/>
+        <w:rPr>
+          <w:rFonts w:ascii="Courier New" w:eastAsia="Times New Roman" w:hAnsi="Courier New" w:cs="Courier New"/>
+          <w:kern w:val="0"/>
+          <w:sz w:val="20"/>
+          <w:szCs w:val="20"/>
+          <w:lang w:val="en-US" w:eastAsia="es-CO"/>
+          <w14:ligatures w14:val="none"/>
+        </w:rPr>
+      </w:pPr>
+      <w:r>
+        <w:rPr>
+          <w:rFonts w:ascii="Courier New" w:eastAsia="Times New Roman" w:hAnsi="Courier New" w:cs="Courier New"/>
+          <w:kern w:val="0"/>
+          <w:sz w:val="20"/>
+          <w:szCs w:val="20"/>
+          <w:lang w:val="en-US" w:eastAsia="es-CO"/>
+          <w14:ligatures w14:val="none"/>
+        </w:rPr>
+        <w:t xml:space="preserve">      "-q",</w:t>
+      </w:r>
+    </w:p>
+    <w:p>
+      <w:pPr>
+        <w:tabs>
+          <w:tab w:val="left" w:pos="916"/>
+          <w:tab w:val="left" w:pos="1832"/>
+          <w:tab w:val="left" w:pos="2748"/>
+          <w:tab w:val="left" w:pos="3664"/>
+          <w:tab w:val="left" w:pos="4580"/>
+          <w:tab w:val="left" w:pos="5496"/>
+          <w:tab w:val="left" w:pos="6412"/>
+          <w:tab w:val="left" w:pos="7328"/>
+          <w:tab w:val="left" w:pos="8244"/>
+          <w:tab w:val="left" w:pos="9160"/>
+          <w:tab w:val="left" w:pos="10076"/>
+          <w:tab w:val="left" w:pos="10992"/>
+          <w:tab w:val="left" w:pos="11908"/>
+          <w:tab w:val="left" w:pos="12824"/>
+          <w:tab w:val="left" w:pos="13740"/>
+          <w:tab w:val="left" w:pos="14656"/>
+        </w:tabs>
+        <w:spacing w:after="0" w:line="240" w:lineRule="auto"/>
+        <w:rPr>
+          <w:rFonts w:ascii="Courier New" w:eastAsia="Times New Roman" w:hAnsi="Courier New" w:cs="Courier New"/>
+          <w:kern w:val="0"/>
+          <w:sz w:val="20"/>
+          <w:szCs w:val="20"/>
+          <w:lang w:val="en-US" w:eastAsia="es-CO"/>
+          <w14:ligatures w14:val="none"/>
+        </w:rPr>
+      </w:pPr>
+      <w:r>
+        <w:rPr>
+          <w:rFonts w:ascii="Courier New" w:eastAsia="Times New Roman" w:hAnsi="Courier New" w:cs="Courier New"/>
+          <w:kern w:val="0"/>
+          <w:sz w:val="20"/>
+          <w:szCs w:val="20"/>
+          <w:lang w:val="en-US" w:eastAsia="es-CO"/>
+          <w14:ligatures w14:val="none"/>
+        </w:rPr>
+        <w:t xml:space="preserve">      "server.py"</w:t>
+      </w:r>
+    </w:p>
+    <w:p>
+      <w:pPr>
+        <w:tabs>
+          <w:tab w:val="left" w:pos="916"/>
+          <w:tab w:val="left" w:pos="1832"/>
+          <w:tab w:val="left" w:pos="2748"/>
+          <w:tab w:val="left" w:pos="3664"/>
+          <w:tab w:val="left" w:pos="4580"/>
+          <w:tab w:val="left" w:pos="5496"/>
+          <w:tab w:val="left" w:pos="6412"/>
+          <w:tab w:val="left" w:pos="7328"/>
+          <w:tab w:val="left" w:pos="8244"/>
+          <w:tab w:val="left" w:pos="9160"/>
+          <w:tab w:val="left" w:pos="10076"/>
+          <w:tab w:val="left" w:pos="10992"/>
+          <w:tab w:val="left" w:pos="11908"/>
+          <w:tab w:val="left" w:pos="12824"/>
+          <w:tab w:val="left" w:pos="13740"/>
+          <w:tab w:val="left" w:pos="14656"/>
+        </w:tabs>
+        <w:spacing w:after="0" w:line="240" w:lineRule="auto"/>
+        <w:rPr>
+          <w:rFonts w:ascii="Courier New" w:eastAsia="Times New Roman" w:hAnsi="Courier New" w:cs="Courier New"/>
+          <w:kern w:val="0"/>
+          <w:sz w:val="20"/>
+          <w:szCs w:val="20"/>
+          <w:lang w:eastAsia="es-CO"/>
+          <w14:ligatures w14:val="none"/>
+        </w:rPr>
+      </w:pPr>
+      <w:r>
+        <w:rPr>
+          <w:rFonts w:ascii="Courier New" w:eastAsia="Times New Roman" w:hAnsi="Courier New" w:cs="Courier New"/>
+          <w:kern w:val="0"/>
+          <w:sz w:val="20"/>
+          <w:szCs w:val="20"/>
+          <w:lang w:val="en-US" w:eastAsia="es-CO"/>
+          <w14:ligatures w14:val="none"/>
+        </w:rPr>
         <w:t xml:space="preserve">    </w:t>
       </w:r>
       <w:r>
@@ -1918,6 +2153,7 @@
   <w:style w:type="character" w:default="1" w:styleId="Fuentedeprrafopredeter">
     <w:name w:val="Default Paragraph Font"/>
     <w:uiPriority w:val="1"/>
+    <w:semiHidden/>
     <w:unhideWhenUsed/>
   </w:style>
   <w:style w:type="table" w:default="1" w:styleId="Tablanormal">
